--- a/paper/submission_tables/Table2.docx
+++ b/paper/submission_tables/Table2.docx
@@ -105,7 +105,7 @@
         <w:t xml:space="preserve"> </w:t>
       </w:r>
       <w:r>
-        <w:t xml:space="preserve">gap replicates strongly on both datasets; the</w:t>
+        <w:t xml:space="preserve">gap replicates strongly on both datasets. The</w:t>
       </w:r>
       <w:r>
         <w:t xml:space="preserve"> </w:t>
@@ -117,7 +117,13 @@
         <w:t xml:space="preserve"> </w:t>
       </w:r>
       <w:r>
-        <w:t xml:space="preserve">is significant on Davis). Significance: *</w:t>
+        <w:t xml:space="preserve">is significant on Davis), and neither does Gini’s dependence on</w:t>
+      </w:r>
+      <w:r>
+        <w:t xml:space="preserve"> </w:t>
+      </w:r>
+      <w:r>
+        <w:t xml:space="preserve">active-affinity skew. Significance: *</w:t>
       </w:r>
       <w:r>
         <w:t xml:space="preserve"> </w:t>
@@ -191,7 +197,7 @@
         <w:tblStyle w:val="Table"/>
         <w:tblW w:type="auto" w:w="0"/>
         <w:tblLook w:firstRow="0" w:lastRow="0" w:firstColumn="0" w:lastColumn="0" w:noHBand="0" w:noVBand="0" w:val="0000"/>
-        <w:tblCaption w:val="Table 2. Spearman correlations between binding profile features and within-family rank instability, on the Klaeger (n=206 active drugs) and Davis (n=68) datasets. Columns are the S-score (S), entropy (E), Gini (G), and ratio (R) families. The ratio family’s dependence on the top_1–top_2 gap replicates strongly on both datasets; the S-score’s dependence on the active-affinity spread does not (no feature is significant on Davis). Significance: * p&lt;0.05, ** p&lt;0.01, *** p&lt;0.001."/>
+        <w:tblCaption w:val="Table 2. Spearman correlations between binding profile features and within-family rank instability, on the Klaeger (n=206 active drugs) and Davis (n=68) datasets. Columns are the S-score (S), entropy (E), Gini (G), and ratio (R) families. The ratio family’s dependence on the top_1–top_2 gap replicates strongly on both datasets. The S-score’s dependence on the active-affinity spread does not (no feature is significant on Davis), and neither does Gini’s dependence on active-affinity skew. Significance: * p&lt;0.05, ** p&lt;0.01, *** p&lt;0.001."/>
       </w:tblPr>
       <w:tblGrid>
         <w:gridCol w:w="880"/>
@@ -460,7 +466,7 @@
               <m:sSup>
                 <m:e>
                   <m:r>
-                    <m:t>0.350</m:t>
+                    <m:t>0.272</m:t>
                   </m:r>
                 </m:e>
                 <m:sup>
@@ -504,7 +510,7 @@
               <m:sSup>
                 <m:e>
                   <m:r>
-                    <m:t>0.455</m:t>
+                    <m:t>0.409</m:t>
                   </m:r>
                 </m:e>
                 <m:sup>
@@ -545,10 +551,70 @@
                 </m:rPr>
                 <m:t>−</m:t>
               </m:r>
+              <m:r>
+                <m:t>0.093</m:t>
+              </m:r>
+            </m:oMath>
+          </w:p>
+        </w:tc>
+        <w:tc>
+          <w:tcPr/>
+          <w:p>
+            <w:pPr>
+              <w:pStyle w:val="Compact"/>
+              <w:jc w:val="center"/>
+            </w:pPr>
+            <m:oMath>
+              <m:r>
+                <m:rPr>
+                  <m:sty m:val="p"/>
+                </m:rPr>
+                <m:t>−</m:t>
+              </m:r>
+              <m:r>
+                <m:t>0.040</m:t>
+              </m:r>
+            </m:oMath>
+          </w:p>
+        </w:tc>
+        <w:tc>
+          <w:tcPr/>
+          <w:p>
+            <w:pPr>
+              <w:pStyle w:val="Compact"/>
+              <w:jc w:val="center"/>
+            </w:pPr>
+            <m:oMath>
+              <m:r>
+                <m:rPr>
+                  <m:sty m:val="p"/>
+                </m:rPr>
+                <m:t>−</m:t>
+              </m:r>
+              <m:r>
+                <m:t>0.153</m:t>
+              </m:r>
+            </m:oMath>
+          </w:p>
+        </w:tc>
+        <w:tc>
+          <w:tcPr/>
+          <w:p>
+            <w:pPr>
+              <w:pStyle w:val="Compact"/>
+              <w:jc w:val="center"/>
+            </w:pPr>
+            <m:oMath>
+              <m:r>
+                <m:rPr>
+                  <m:sty m:val="p"/>
+                </m:rPr>
+                <m:t>−</m:t>
+              </m:r>
               <m:sSup>
                 <m:e>
                   <m:r>
-                    <m:t>0.166</m:t>
+                    <m:t>0.279</m:t>
                   </m:r>
                 </m:e>
                 <m:sup>
@@ -577,82 +643,10 @@
                 </m:rPr>
                 <m:t>−</m:t>
               </m:r>
-              <m:r>
-                <m:t>0.040</m:t>
-              </m:r>
-            </m:oMath>
-          </w:p>
-        </w:tc>
-        <w:tc>
-          <w:tcPr/>
-          <w:p>
-            <w:pPr>
-              <w:pStyle w:val="Compact"/>
-              <w:jc w:val="center"/>
-            </w:pPr>
-            <m:oMath>
-              <m:r>
-                <m:rPr>
-                  <m:sty m:val="p"/>
-                </m:rPr>
-                <m:t>−</m:t>
-              </m:r>
-              <m:r>
-                <m:t>0.150</m:t>
-              </m:r>
-            </m:oMath>
-          </w:p>
-        </w:tc>
-        <w:tc>
-          <w:tcPr/>
-          <w:p>
-            <w:pPr>
-              <w:pStyle w:val="Compact"/>
-              <w:jc w:val="center"/>
-            </w:pPr>
-            <m:oMath>
-              <m:r>
-                <m:rPr>
-                  <m:sty m:val="p"/>
-                </m:rPr>
-                <m:t>−</m:t>
-              </m:r>
               <m:sSup>
                 <m:e>
                   <m:r>
-                    <m:t>0.279</m:t>
-                  </m:r>
-                </m:e>
-                <m:sup>
-                  <m:r>
-                    <m:rPr>
-                      <m:sty m:val="p"/>
-                    </m:rPr>
-                    <m:t>*</m:t>
-                  </m:r>
-                </m:sup>
-              </m:sSup>
-            </m:oMath>
-          </w:p>
-        </w:tc>
-        <w:tc>
-          <w:tcPr/>
-          <w:p>
-            <w:pPr>
-              <w:pStyle w:val="Compact"/>
-              <w:jc w:val="center"/>
-            </w:pPr>
-            <m:oMath>
-              <m:r>
-                <m:rPr>
-                  <m:sty m:val="p"/>
-                </m:rPr>
-                <m:t>−</m:t>
-              </m:r>
-              <m:sSup>
-                <m:e>
-                  <m:r>
-                    <m:t>0.299</m:t>
+                    <m:t>0.300</m:t>
                   </m:r>
                 </m:e>
                 <m:sup>
@@ -765,7 +759,7 @@
                 <m:t>+</m:t>
               </m:r>
               <m:r>
-                <m:t>0.058</m:t>
+                <m:t>0.039</m:t>
               </m:r>
             </m:oMath>
           </w:p>
@@ -785,7 +779,7 @@
                 <m:t>+</m:t>
               </m:r>
               <m:r>
-                <m:t>0.128</m:t>
+                <m:t>0.082</m:t>
               </m:r>
             </m:oMath>
           </w:p>
@@ -805,7 +799,7 @@
                 <m:t>+</m:t>
               </m:r>
               <m:r>
-                <m:t>0.109</m:t>
+                <m:t>0.031</m:t>
               </m:r>
             </m:oMath>
           </w:p>
@@ -869,7 +863,7 @@
                 <m:t>−</m:t>
               </m:r>
               <m:r>
-                <m:t>0.096</m:t>
+                <m:t>0.079</m:t>
               </m:r>
             </m:oMath>
           </w:p>
@@ -931,7 +925,7 @@
               <m:sSup>
                 <m:e>
                   <m:r>
-                    <m:t>0.446</m:t>
+                    <m:t>0.444</m:t>
                   </m:r>
                 </m:e>
                 <m:sup>
@@ -989,7 +983,7 @@
               <m:sSup>
                 <m:e>
                   <m:r>
-                    <m:t>0.386</m:t>
+                    <m:t>0.281</m:t>
                   </m:r>
                 </m:e>
                 <m:sup>
@@ -1033,7 +1027,7 @@
               <m:sSup>
                 <m:e>
                   <m:r>
-                    <m:t>0.215</m:t>
+                    <m:t>0.170</m:t>
                   </m:r>
                 </m:e>
                 <m:sup>
@@ -1043,12 +1037,6 @@
                     </m:rPr>
                     <m:t>*</m:t>
                   </m:r>
-                  <m:r>
-                    <m:rPr>
-                      <m:sty m:val="p"/>
-                    </m:rPr>
-                    <m:t>*</m:t>
-                  </m:r>
                 </m:sup>
               </m:sSup>
             </m:oMath>
@@ -1068,21 +1056,9 @@
                 </m:rPr>
                 <m:t>−</m:t>
               </m:r>
-              <m:sSup>
-                <m:e>
-                  <m:r>
-                    <m:t>0.176</m:t>
-                  </m:r>
-                </m:e>
-                <m:sup>
-                  <m:r>
-                    <m:rPr>
-                      <m:sty m:val="p"/>
-                    </m:rPr>
-                    <m:t>*</m:t>
-                  </m:r>
-                </m:sup>
-              </m:sSup>
+              <m:r>
+                <m:t>0.117</m:t>
+              </m:r>
             </m:oMath>
           </w:p>
         </w:tc>
@@ -1118,29 +1094,29 @@
                 <m:rPr>
                   <m:sty m:val="p"/>
                 </m:rPr>
+                <m:t>+</m:t>
+              </m:r>
+              <m:r>
+                <m:t>0.009</m:t>
+              </m:r>
+            </m:oMath>
+          </w:p>
+        </w:tc>
+        <w:tc>
+          <w:tcPr/>
+          <w:p>
+            <w:pPr>
+              <w:pStyle w:val="Compact"/>
+              <w:jc w:val="center"/>
+            </w:pPr>
+            <m:oMath>
+              <m:r>
+                <m:rPr>
+                  <m:sty m:val="p"/>
+                </m:rPr>
                 <m:t>−</m:t>
               </m:r>
               <m:r>
-                <m:t>0.003</m:t>
-              </m:r>
-            </m:oMath>
-          </w:p>
-        </w:tc>
-        <w:tc>
-          <w:tcPr/>
-          <w:p>
-            <w:pPr>
-              <w:pStyle w:val="Compact"/>
-              <w:jc w:val="center"/>
-            </w:pPr>
-            <m:oMath>
-              <m:r>
-                <m:rPr>
-                  <m:sty m:val="p"/>
-                </m:rPr>
-                <m:t>−</m:t>
-              </m:r>
-              <m:r>
                 <m:t>0.015</m:t>
               </m:r>
             </m:oMath>
@@ -1181,7 +1157,7 @@
                 <m:t>+</m:t>
               </m:r>
               <m:r>
-                <m:t>0.042</m:t>
+                <m:t>0.040</m:t>
               </m:r>
             </m:oMath>
           </w:p>
@@ -1217,7 +1193,7 @@
               <m:sSup>
                 <m:e>
                   <m:r>
-                    <m:t>0.458</m:t>
+                    <m:t>0.354</m:t>
                   </m:r>
                 </m:e>
                 <m:sup>
@@ -1261,7 +1237,7 @@
               <m:sSup>
                 <m:e>
                   <m:r>
-                    <m:t>0.318</m:t>
+                    <m:t>0.273</m:t>
                   </m:r>
                 </m:e>
                 <m:sup>
@@ -1302,21 +1278,9 @@
                 </m:rPr>
                 <m:t>−</m:t>
               </m:r>
-              <m:sSup>
-                <m:e>
-                  <m:r>
-                    <m:t>0.163</m:t>
-                  </m:r>
-                </m:e>
-                <m:sup>
-                  <m:r>
-                    <m:rPr>
-                      <m:sty m:val="p"/>
-                    </m:rPr>
-                    <m:t>*</m:t>
-                  </m:r>
-                </m:sup>
-              </m:sSup>
+              <m:r>
+                <m:t>0.102</m:t>
+              </m:r>
             </m:oMath>
           </w:p>
         </w:tc>
@@ -1355,7 +1319,7 @@
                 <m:t>+</m:t>
               </m:r>
               <m:r>
-                <m:t>0.003</m:t>
+                <m:t>0.011</m:t>
               </m:r>
             </m:oMath>
           </w:p>
@@ -1415,7 +1379,7 @@
                 <m:t>+</m:t>
               </m:r>
               <m:r>
-                <m:t>0.136</m:t>
+                <m:t>0.134</m:t>
               </m:r>
             </m:oMath>
           </w:p>
@@ -1488,7 +1452,7 @@
               <m:sSup>
                 <m:e>
                   <m:r>
-                    <m:t>0.394</m:t>
+                    <m:t>0.314</m:t>
                   </m:r>
                 </m:e>
                 <m:sup>
@@ -1532,7 +1496,7 @@
               <m:sSup>
                 <m:e>
                   <m:r>
-                    <m:t>0.282</m:t>
+                    <m:t>0.234</m:t>
                   </m:r>
                 </m:e>
                 <m:sup>
@@ -1576,7 +1540,7 @@
               <m:sSup>
                 <m:e>
                   <m:r>
-                    <m:t>0.268</m:t>
+                    <m:t>0.192</m:t>
                   </m:r>
                 </m:e>
                 <m:sup>
@@ -1592,12 +1556,6 @@
                     </m:rPr>
                     <m:t>*</m:t>
                   </m:r>
-                  <m:r>
-                    <m:rPr>
-                      <m:sty m:val="p"/>
-                    </m:rPr>
-                    <m:t>*</m:t>
-                  </m:r>
                 </m:sup>
               </m:sSup>
             </m:oMath>
@@ -1718,7 +1676,7 @@
               <m:sSup>
                 <m:e>
                   <m:r>
-                    <m:t>0.298</m:t>
+                    <m:t>0.296</m:t>
                   </m:r>
                 </m:e>
                 <m:sup>
@@ -1730,6 +1688,216 @@
                   </m:r>
                 </m:sup>
               </m:sSup>
+            </m:oMath>
+          </w:p>
+        </w:tc>
+      </w:tr>
+      <w:tr>
+        <w:tc>
+          <w:tcPr/>
+          <w:p>
+            <w:pPr>
+              <w:pStyle w:val="Compact"/>
+              <w:jc w:val="left"/>
+            </w:pPr>
+            <w:r>
+              <w:t xml:space="preserve">Active affinity skew</w:t>
+            </w:r>
+          </w:p>
+        </w:tc>
+        <w:tc>
+          <w:tcPr/>
+          <w:p>
+            <w:pPr>
+              <w:pStyle w:val="Compact"/>
+              <w:jc w:val="center"/>
+            </w:pPr>
+            <m:oMath>
+              <m:r>
+                <m:rPr>
+                  <m:sty m:val="p"/>
+                </m:rPr>
+                <m:t>−</m:t>
+              </m:r>
+              <m:sSup>
+                <m:e>
+                  <m:r>
+                    <m:t>0.162</m:t>
+                  </m:r>
+                </m:e>
+                <m:sup>
+                  <m:r>
+                    <m:rPr>
+                      <m:sty m:val="p"/>
+                    </m:rPr>
+                    <m:t>*</m:t>
+                  </m:r>
+                </m:sup>
+              </m:sSup>
+            </m:oMath>
+          </w:p>
+        </w:tc>
+        <w:tc>
+          <w:tcPr/>
+          <w:p>
+            <w:pPr>
+              <w:pStyle w:val="Compact"/>
+              <w:jc w:val="center"/>
+            </w:pPr>
+            <m:oMath>
+              <m:r>
+                <m:rPr>
+                  <m:sty m:val="p"/>
+                </m:rPr>
+                <m:t>−</m:t>
+              </m:r>
+              <m:r>
+                <m:t>0.045</m:t>
+              </m:r>
+            </m:oMath>
+          </w:p>
+        </w:tc>
+        <w:tc>
+          <w:tcPr/>
+          <w:p>
+            <w:pPr>
+              <w:pStyle w:val="Compact"/>
+              <w:jc w:val="center"/>
+            </w:pPr>
+            <m:oMath>
+              <m:r>
+                <m:rPr>
+                  <m:sty m:val="p"/>
+                </m:rPr>
+                <m:t>+</m:t>
+              </m:r>
+              <m:sSup>
+                <m:e>
+                  <m:r>
+                    <m:t>0.346</m:t>
+                  </m:r>
+                </m:e>
+                <m:sup>
+                  <m:r>
+                    <m:rPr>
+                      <m:sty m:val="p"/>
+                    </m:rPr>
+                    <m:t>*</m:t>
+                  </m:r>
+                  <m:r>
+                    <m:rPr>
+                      <m:sty m:val="p"/>
+                    </m:rPr>
+                    <m:t>*</m:t>
+                  </m:r>
+                  <m:r>
+                    <m:rPr>
+                      <m:sty m:val="p"/>
+                    </m:rPr>
+                    <m:t>*</m:t>
+                  </m:r>
+                </m:sup>
+              </m:sSup>
+            </m:oMath>
+          </w:p>
+        </w:tc>
+        <w:tc>
+          <w:tcPr/>
+          <w:p>
+            <w:pPr>
+              <w:pStyle w:val="Compact"/>
+              <w:jc w:val="center"/>
+            </w:pPr>
+            <m:oMath>
+              <m:r>
+                <m:rPr>
+                  <m:sty m:val="p"/>
+                </m:rPr>
+                <m:t>−</m:t>
+              </m:r>
+              <m:r>
+                <m:t>0.108</m:t>
+              </m:r>
+            </m:oMath>
+          </w:p>
+        </w:tc>
+        <w:tc>
+          <w:tcPr/>
+          <w:p>
+            <w:pPr>
+              <w:pStyle w:val="Compact"/>
+              <w:jc w:val="center"/>
+            </w:pPr>
+            <m:oMath>
+              <m:r>
+                <m:rPr>
+                  <m:sty m:val="p"/>
+                </m:rPr>
+                <m:t>+</m:t>
+              </m:r>
+              <m:r>
+                <m:t>0.026</m:t>
+              </m:r>
+            </m:oMath>
+          </w:p>
+        </w:tc>
+        <w:tc>
+          <w:tcPr/>
+          <w:p>
+            <w:pPr>
+              <w:pStyle w:val="Compact"/>
+              <w:jc w:val="center"/>
+            </w:pPr>
+            <m:oMath>
+              <m:r>
+                <m:rPr>
+                  <m:sty m:val="p"/>
+                </m:rPr>
+                <m:t>+</m:t>
+              </m:r>
+              <m:r>
+                <m:t>0.066</m:t>
+              </m:r>
+            </m:oMath>
+          </w:p>
+        </w:tc>
+        <w:tc>
+          <w:tcPr/>
+          <w:p>
+            <w:pPr>
+              <w:pStyle w:val="Compact"/>
+              <w:jc w:val="center"/>
+            </w:pPr>
+            <m:oMath>
+              <m:r>
+                <m:rPr>
+                  <m:sty m:val="p"/>
+                </m:rPr>
+                <m:t>+</m:t>
+              </m:r>
+              <m:r>
+                <m:t>0.043</m:t>
+              </m:r>
+            </m:oMath>
+          </w:p>
+        </w:tc>
+        <w:tc>
+          <w:tcPr/>
+          <w:p>
+            <w:pPr>
+              <w:pStyle w:val="Compact"/>
+              <w:jc w:val="center"/>
+            </w:pPr>
+            <m:oMath>
+              <m:r>
+                <m:rPr>
+                  <m:sty m:val="p"/>
+                </m:rPr>
+                <m:t>+</m:t>
+              </m:r>
+              <m:r>
+                <m:t>0.069</m:t>
+              </m:r>
             </m:oMath>
           </w:p>
         </w:tc>
